--- a/Gestion de Alquiler y Reservaciones/Plantillas/CONTRATO AUDITORIO-SALA.docx
+++ b/Gestion de Alquiler y Reservaciones/Plantillas/CONTRATO AUDITORIO-SALA.docx
@@ -678,7 +678,314 @@
           <w:bCs/>
           <w:lang w:val="es-HN"/>
         </w:rPr>
-        <w:t>SEGUNDO</w:t>
+        <w:t>SEGUNDO:</w:t>
+      </w:r>
+      <w:r>
+        <w:rPr>
+          <w:rFonts w:ascii="Times New Roman" w:hAnsi="Times New Roman" w:cs="Times New Roman"/>
+          <w:lang w:val="es-HN"/>
+        </w:rPr>
+        <w:t xml:space="preserve"> El Arrendatario solicita</w:t>
+      </w:r>
+      <w:r>
+        <w:rPr>
+          <w:rFonts w:ascii="Times New Roman" w:hAnsi="Times New Roman" w:cs="Times New Roman"/>
+          <w:lang w:val="es-HN"/>
+        </w:rPr>
+        <w:t xml:space="preserve"> el uso del espacio denominado </w:t>
+      </w:r>
+      <w:r>
+        <w:rPr>
+          <w:rFonts w:ascii="Times New Roman" w:hAnsi="Times New Roman" w:cs="Times New Roman"/>
+          <w:lang w:val="es-HN"/>
+        </w:rPr>
+        <w:t>${</w:t>
+      </w:r>
+      <w:proofErr w:type="spellStart"/>
+      <w:r>
+        <w:rPr>
+          <w:rFonts w:ascii="Times New Roman" w:hAnsi="Times New Roman" w:cs="Times New Roman"/>
+          <w:lang w:val="es-HN"/>
+        </w:rPr>
+        <w:t>seleccion</w:t>
+      </w:r>
+      <w:proofErr w:type="spellEnd"/>
+      <w:r>
+        <w:rPr>
+          <w:rFonts w:ascii="Times New Roman" w:hAnsi="Times New Roman" w:cs="Times New Roman"/>
+          <w:lang w:val="es-HN"/>
+        </w:rPr>
+        <w:t>}</w:t>
+      </w:r>
+      <w:r>
+        <w:rPr>
+          <w:rFonts w:ascii="Times New Roman" w:hAnsi="Times New Roman" w:cs="Times New Roman"/>
+          <w:lang w:val="es-HN"/>
+        </w:rPr>
+        <w:t xml:space="preserve"> para una </w:t>
+      </w:r>
+      <w:r>
+        <w:rPr>
+          <w:rFonts w:ascii="Times New Roman" w:hAnsi="Times New Roman" w:cs="Times New Roman"/>
+          <w:lang w:val="es-HN"/>
+        </w:rPr>
+        <w:t>presentación</w:t>
+      </w:r>
+      <w:r>
+        <w:rPr>
+          <w:rFonts w:ascii="Times New Roman" w:hAnsi="Times New Roman" w:cs="Times New Roman"/>
+          <w:lang w:val="es-HN"/>
+        </w:rPr>
+        <w:t xml:space="preserve">   por </w:t>
+      </w:r>
+      <w:r>
+        <w:rPr>
+          <w:rFonts w:ascii="Times New Roman" w:hAnsi="Times New Roman" w:cs="Times New Roman"/>
+          <w:lang w:val="es-HN"/>
+        </w:rPr>
+        <w:t>${</w:t>
+      </w:r>
+      <w:proofErr w:type="spellStart"/>
+      <w:r>
+        <w:rPr>
+          <w:rFonts w:ascii="Times New Roman" w:hAnsi="Times New Roman" w:cs="Times New Roman"/>
+          <w:lang w:val="es-HN"/>
+        </w:rPr>
+        <w:t>numero_horas</w:t>
+      </w:r>
+      <w:proofErr w:type="spellEnd"/>
+      <w:r>
+        <w:rPr>
+          <w:rFonts w:ascii="Times New Roman" w:hAnsi="Times New Roman" w:cs="Times New Roman"/>
+          <w:lang w:val="es-HN"/>
+        </w:rPr>
+        <w:t>}</w:t>
+      </w:r>
+      <w:r>
+        <w:rPr>
+          <w:rFonts w:ascii="Times New Roman" w:hAnsi="Times New Roman" w:cs="Times New Roman"/>
+          <w:lang w:val="es-HN"/>
+        </w:rPr>
+        <w:t xml:space="preserve"> </w:t>
+      </w:r>
+      <w:r>
+        <w:rPr>
+          <w:rFonts w:ascii="Times New Roman" w:hAnsi="Times New Roman" w:cs="Times New Roman"/>
+          <w:lang w:val="es-HN"/>
+        </w:rPr>
+        <w:t>horas en</w:t>
+      </w:r>
+      <w:r>
+        <w:rPr>
+          <w:rFonts w:ascii="Times New Roman" w:hAnsi="Times New Roman" w:cs="Times New Roman"/>
+          <w:lang w:val="es-HN"/>
+        </w:rPr>
+        <w:t xml:space="preserve"> fecha </w:t>
+      </w:r>
+      <w:r>
+        <w:rPr>
+          <w:rFonts w:ascii="Times New Roman" w:hAnsi="Times New Roman" w:cs="Times New Roman"/>
+          <w:lang w:val="es-HN"/>
+        </w:rPr>
+        <w:t>${</w:t>
+      </w:r>
+      <w:proofErr w:type="spellStart"/>
+      <w:r>
+        <w:rPr>
+          <w:rFonts w:ascii="Times New Roman" w:hAnsi="Times New Roman" w:cs="Times New Roman"/>
+          <w:lang w:val="es-HN"/>
+        </w:rPr>
+        <w:t>fecha_</w:t>
+      </w:r>
+      <w:r>
+        <w:rPr>
+          <w:rFonts w:ascii="Times New Roman" w:hAnsi="Times New Roman" w:cs="Times New Roman"/>
+          <w:lang w:val="es-HN"/>
+        </w:rPr>
+        <w:t>arrendamiento</w:t>
+      </w:r>
+      <w:proofErr w:type="spellEnd"/>
+      <w:r>
+        <w:rPr>
+          <w:rFonts w:ascii="Times New Roman" w:hAnsi="Times New Roman" w:cs="Times New Roman"/>
+          <w:lang w:val="es-HN"/>
+        </w:rPr>
+        <w:t>}</w:t>
+      </w:r>
+      <w:r>
+        <w:rPr>
+          <w:rFonts w:ascii="Times New Roman" w:hAnsi="Times New Roman" w:cs="Times New Roman"/>
+          <w:lang w:val="es-HN"/>
+        </w:rPr>
+        <w:t xml:space="preserve"> desde las </w:t>
+      </w:r>
+      <w:r>
+        <w:rPr>
+          <w:rFonts w:ascii="Times New Roman" w:hAnsi="Times New Roman" w:cs="Times New Roman"/>
+          <w:lang w:val="es-HN"/>
+        </w:rPr>
+        <w:t>${</w:t>
+      </w:r>
+      <w:proofErr w:type="spellStart"/>
+      <w:r>
+        <w:rPr>
+          <w:rFonts w:ascii="Times New Roman" w:hAnsi="Times New Roman" w:cs="Times New Roman"/>
+          <w:lang w:val="es-HN"/>
+        </w:rPr>
+        <w:t>hora_inicio</w:t>
+      </w:r>
+      <w:proofErr w:type="spellEnd"/>
+      <w:r>
+        <w:rPr>
+          <w:rFonts w:ascii="Times New Roman" w:hAnsi="Times New Roman" w:cs="Times New Roman"/>
+          <w:lang w:val="es-HN"/>
+        </w:rPr>
+        <w:t>}</w:t>
+      </w:r>
+      <w:r>
+        <w:rPr>
+          <w:rFonts w:ascii="Times New Roman" w:hAnsi="Times New Roman" w:cs="Times New Roman"/>
+          <w:lang w:val="es-HN"/>
+        </w:rPr>
+        <w:t xml:space="preserve"> hasta</w:t>
+      </w:r>
+      <w:r>
+        <w:rPr>
+          <w:rFonts w:ascii="Times New Roman" w:hAnsi="Times New Roman" w:cs="Times New Roman"/>
+          <w:lang w:val="es-HN"/>
+        </w:rPr>
+        <w:t xml:space="preserve"> las </w:t>
+      </w:r>
+      <w:r>
+        <w:rPr>
+          <w:rFonts w:ascii="Times New Roman" w:hAnsi="Times New Roman" w:cs="Times New Roman"/>
+          <w:lang w:val="es-HN"/>
+        </w:rPr>
+        <w:t>${</w:t>
+      </w:r>
+      <w:proofErr w:type="spellStart"/>
+      <w:r>
+        <w:rPr>
+          <w:rFonts w:ascii="Times New Roman" w:hAnsi="Times New Roman" w:cs="Times New Roman"/>
+          <w:lang w:val="es-HN"/>
+        </w:rPr>
+        <w:t>hora_final</w:t>
+      </w:r>
+      <w:proofErr w:type="spellEnd"/>
+      <w:r>
+        <w:rPr>
+          <w:rFonts w:ascii="Times New Roman" w:hAnsi="Times New Roman" w:cs="Times New Roman"/>
+          <w:lang w:val="es-HN"/>
+        </w:rPr>
+        <w:t>}</w:t>
+      </w:r>
+      <w:r>
+        <w:rPr>
+          <w:rFonts w:ascii="Times New Roman" w:hAnsi="Times New Roman" w:cs="Times New Roman"/>
+          <w:lang w:val="es-HN"/>
+        </w:rPr>
+        <w:t xml:space="preserve"> dicho valor por hora </w:t>
+      </w:r>
+      <w:proofErr w:type="spellStart"/>
+      <w:r>
+        <w:rPr>
+          <w:rFonts w:ascii="Times New Roman" w:hAnsi="Times New Roman" w:cs="Times New Roman"/>
+          <w:lang w:val="es-HN"/>
+        </w:rPr>
+        <w:t>sera</w:t>
+      </w:r>
+      <w:proofErr w:type="spellEnd"/>
+      <w:r>
+        <w:rPr>
+          <w:rFonts w:ascii="Times New Roman" w:hAnsi="Times New Roman" w:cs="Times New Roman"/>
+          <w:lang w:val="es-HN"/>
+        </w:rPr>
+        <w:t xml:space="preserve"> de </w:t>
+      </w:r>
+      <w:proofErr w:type="spellStart"/>
+      <w:r>
+        <w:rPr>
+          <w:rFonts w:ascii="Times New Roman" w:hAnsi="Times New Roman" w:cs="Times New Roman"/>
+          <w:lang w:val="es-HN"/>
+        </w:rPr>
+        <w:t>Lps</w:t>
+      </w:r>
+      <w:proofErr w:type="spellEnd"/>
+      <w:r>
+        <w:rPr>
+          <w:rFonts w:ascii="Times New Roman" w:hAnsi="Times New Roman" w:cs="Times New Roman"/>
+          <w:lang w:val="es-HN"/>
+        </w:rPr>
+        <w:t xml:space="preserve">. </w:t>
+      </w:r>
+      <w:r>
+        <w:rPr>
+          <w:rFonts w:ascii="Times New Roman" w:hAnsi="Times New Roman" w:cs="Times New Roman"/>
+          <w:lang w:val="es-HN"/>
+        </w:rPr>
+        <w:t>${</w:t>
+      </w:r>
+      <w:proofErr w:type="spellStart"/>
+      <w:r>
+        <w:rPr>
+          <w:rFonts w:ascii="Times New Roman" w:hAnsi="Times New Roman" w:cs="Times New Roman"/>
+          <w:lang w:val="es-HN"/>
+        </w:rPr>
+        <w:t>precio_hora</w:t>
+      </w:r>
+      <w:proofErr w:type="spellEnd"/>
+      <w:r>
+        <w:rPr>
+          <w:rFonts w:ascii="Times New Roman" w:hAnsi="Times New Roman" w:cs="Times New Roman"/>
+          <w:lang w:val="es-HN"/>
+        </w:rPr>
+        <w:t>}</w:t>
+      </w:r>
+      <w:r>
+        <w:rPr>
+          <w:rFonts w:ascii="Times New Roman" w:hAnsi="Times New Roman" w:cs="Times New Roman"/>
+          <w:lang w:val="es-HN"/>
+        </w:rPr>
+        <w:t xml:space="preserve"> hacienda un total a pagar de </w:t>
+      </w:r>
+      <w:proofErr w:type="spellStart"/>
+      <w:r>
+        <w:rPr>
+          <w:rFonts w:ascii="Times New Roman" w:hAnsi="Times New Roman" w:cs="Times New Roman"/>
+          <w:lang w:val="es-HN"/>
+        </w:rPr>
+        <w:t>Lps</w:t>
+      </w:r>
+      <w:proofErr w:type="spellEnd"/>
+      <w:r>
+        <w:rPr>
+          <w:rFonts w:ascii="Times New Roman" w:hAnsi="Times New Roman" w:cs="Times New Roman"/>
+          <w:lang w:val="es-HN"/>
+        </w:rPr>
+        <w:t>.</w:t>
+      </w:r>
+      <w:r>
+        <w:rPr>
+          <w:rFonts w:ascii="Times New Roman" w:hAnsi="Times New Roman" w:cs="Times New Roman"/>
+          <w:lang w:val="es-HN"/>
+        </w:rPr>
+        <w:t xml:space="preserve"> ${</w:t>
+      </w:r>
+      <w:proofErr w:type="spellStart"/>
+      <w:r>
+        <w:rPr>
+          <w:rFonts w:ascii="Times New Roman" w:hAnsi="Times New Roman" w:cs="Times New Roman"/>
+          <w:lang w:val="es-HN"/>
+        </w:rPr>
+        <w:t>precio_total</w:t>
+      </w:r>
+      <w:proofErr w:type="spellEnd"/>
+      <w:r>
+        <w:rPr>
+          <w:rFonts w:ascii="Times New Roman" w:hAnsi="Times New Roman" w:cs="Times New Roman"/>
+          <w:lang w:val="es-HN"/>
+        </w:rPr>
+        <w:t xml:space="preserve">}. </w:t>
       </w:r>
       <w:r>
         <w:rPr>
@@ -687,307 +994,7 @@
           <w:bCs/>
           <w:lang w:val="es-HN"/>
         </w:rPr>
-        <w:t>:</w:t>
-      </w:r>
-      <w:r>
-        <w:rPr>
-          <w:rFonts w:ascii="Times New Roman" w:hAnsi="Times New Roman" w:cs="Times New Roman"/>
-          <w:lang w:val="es-HN"/>
-        </w:rPr>
-        <w:t xml:space="preserve"> El Arrendatario solicita el </w:t>
-      </w:r>
-      <w:r>
-        <w:rPr>
-          <w:rFonts w:ascii="Times New Roman" w:hAnsi="Times New Roman" w:cs="Times New Roman"/>
-          <w:lang w:val="es-HN"/>
-        </w:rPr>
-        <w:t>${</w:t>
-      </w:r>
-      <w:proofErr w:type="spellStart"/>
-      <w:r>
-        <w:rPr>
-          <w:rFonts w:ascii="Times New Roman" w:hAnsi="Times New Roman" w:cs="Times New Roman"/>
-          <w:lang w:val="es-HN"/>
-        </w:rPr>
-        <w:t>seleccion</w:t>
-      </w:r>
-      <w:proofErr w:type="spellEnd"/>
-      <w:r>
-        <w:rPr>
-          <w:rFonts w:ascii="Times New Roman" w:hAnsi="Times New Roman" w:cs="Times New Roman"/>
-          <w:lang w:val="es-HN"/>
-        </w:rPr>
-        <w:t>}</w:t>
-      </w:r>
-      <w:r>
-        <w:rPr>
-          <w:rFonts w:ascii="Times New Roman" w:hAnsi="Times New Roman" w:cs="Times New Roman"/>
-          <w:lang w:val="es-HN"/>
-        </w:rPr>
-        <w:t xml:space="preserve"> para una </w:t>
-      </w:r>
-      <w:proofErr w:type="spellStart"/>
-      <w:r>
-        <w:rPr>
-          <w:rFonts w:ascii="Times New Roman" w:hAnsi="Times New Roman" w:cs="Times New Roman"/>
-          <w:lang w:val="es-HN"/>
-        </w:rPr>
-        <w:t>presentacion</w:t>
-      </w:r>
-      <w:proofErr w:type="spellEnd"/>
-      <w:r>
-        <w:rPr>
-          <w:rFonts w:ascii="Times New Roman" w:hAnsi="Times New Roman" w:cs="Times New Roman"/>
-          <w:lang w:val="es-HN"/>
-        </w:rPr>
-        <w:t xml:space="preserve">   por </w:t>
-      </w:r>
-      <w:r>
-        <w:rPr>
-          <w:rFonts w:ascii="Times New Roman" w:hAnsi="Times New Roman" w:cs="Times New Roman"/>
-          <w:lang w:val="es-HN"/>
-        </w:rPr>
-        <w:t>${</w:t>
-      </w:r>
-      <w:proofErr w:type="spellStart"/>
-      <w:r>
-        <w:rPr>
-          <w:rFonts w:ascii="Times New Roman" w:hAnsi="Times New Roman" w:cs="Times New Roman"/>
-          <w:lang w:val="es-HN"/>
-        </w:rPr>
-        <w:t>numero_horas</w:t>
-      </w:r>
-      <w:proofErr w:type="spellEnd"/>
-      <w:r>
-        <w:rPr>
-          <w:rFonts w:ascii="Times New Roman" w:hAnsi="Times New Roman" w:cs="Times New Roman"/>
-          <w:lang w:val="es-HN"/>
-        </w:rPr>
-        <w:t>}</w:t>
-      </w:r>
-      <w:r>
-        <w:rPr>
-          <w:rFonts w:ascii="Times New Roman" w:hAnsi="Times New Roman" w:cs="Times New Roman"/>
-          <w:lang w:val="es-HN"/>
-        </w:rPr>
-        <w:t xml:space="preserve"> </w:t>
-      </w:r>
-      <w:r>
-        <w:rPr>
-          <w:rFonts w:ascii="Times New Roman" w:hAnsi="Times New Roman" w:cs="Times New Roman"/>
-          <w:lang w:val="es-HN"/>
-        </w:rPr>
-        <w:t>horas en</w:t>
-      </w:r>
-      <w:r>
-        <w:rPr>
-          <w:rFonts w:ascii="Times New Roman" w:hAnsi="Times New Roman" w:cs="Times New Roman"/>
-          <w:lang w:val="es-HN"/>
-        </w:rPr>
-        <w:t xml:space="preserve"> fecha </w:t>
-      </w:r>
-      <w:r>
-        <w:rPr>
-          <w:rFonts w:ascii="Times New Roman" w:hAnsi="Times New Roman" w:cs="Times New Roman"/>
-          <w:lang w:val="es-HN"/>
-        </w:rPr>
-        <w:t>${fecha_</w:t>
-      </w:r>
-      <w:r>
-        <w:rPr>
-          <w:rFonts w:ascii="Times New Roman" w:hAnsi="Times New Roman" w:cs="Times New Roman"/>
-          <w:lang w:val="es-HN"/>
-        </w:rPr>
-        <w:t xml:space="preserve"> </w:t>
-      </w:r>
-      <w:r>
-        <w:rPr>
-          <w:rFonts w:ascii="Times New Roman" w:hAnsi="Times New Roman" w:cs="Times New Roman"/>
-          <w:lang w:val="es-HN"/>
-        </w:rPr>
-        <w:t>arrendamiento</w:t>
-      </w:r>
-      <w:r>
-        <w:rPr>
-          <w:rFonts w:ascii="Times New Roman" w:hAnsi="Times New Roman" w:cs="Times New Roman"/>
-          <w:lang w:val="es-HN"/>
-        </w:rPr>
-        <w:t>}</w:t>
-      </w:r>
-      <w:r>
-        <w:rPr>
-          <w:rFonts w:ascii="Times New Roman" w:hAnsi="Times New Roman" w:cs="Times New Roman"/>
-          <w:lang w:val="es-HN"/>
-        </w:rPr>
-        <w:t xml:space="preserve"> desde las </w:t>
-      </w:r>
-      <w:r>
-        <w:rPr>
-          <w:rFonts w:ascii="Times New Roman" w:hAnsi="Times New Roman" w:cs="Times New Roman"/>
-          <w:lang w:val="es-HN"/>
-        </w:rPr>
-        <w:t>${</w:t>
-      </w:r>
-      <w:proofErr w:type="spellStart"/>
-      <w:r>
-        <w:rPr>
-          <w:rFonts w:ascii="Times New Roman" w:hAnsi="Times New Roman" w:cs="Times New Roman"/>
-          <w:lang w:val="es-HN"/>
-        </w:rPr>
-        <w:t>hora_inicio</w:t>
-      </w:r>
-      <w:proofErr w:type="spellEnd"/>
-      <w:r>
-        <w:rPr>
-          <w:rFonts w:ascii="Times New Roman" w:hAnsi="Times New Roman" w:cs="Times New Roman"/>
-          <w:lang w:val="es-HN"/>
-        </w:rPr>
-        <w:t>}</w:t>
-      </w:r>
-      <w:r>
-        <w:rPr>
-          <w:rFonts w:ascii="Times New Roman" w:hAnsi="Times New Roman" w:cs="Times New Roman"/>
-          <w:lang w:val="es-HN"/>
-        </w:rPr>
-        <w:t xml:space="preserve"> hasta</w:t>
-      </w:r>
-      <w:r>
-        <w:rPr>
-          <w:rFonts w:ascii="Times New Roman" w:hAnsi="Times New Roman" w:cs="Times New Roman"/>
-          <w:lang w:val="es-HN"/>
-        </w:rPr>
-        <w:t xml:space="preserve"> las </w:t>
-      </w:r>
-      <w:r>
-        <w:rPr>
-          <w:rFonts w:ascii="Times New Roman" w:hAnsi="Times New Roman" w:cs="Times New Roman"/>
-          <w:lang w:val="es-HN"/>
-        </w:rPr>
-        <w:t>${</w:t>
-      </w:r>
-      <w:proofErr w:type="spellStart"/>
-      <w:r>
-        <w:rPr>
-          <w:rFonts w:ascii="Times New Roman" w:hAnsi="Times New Roman" w:cs="Times New Roman"/>
-          <w:lang w:val="es-HN"/>
-        </w:rPr>
-        <w:t>hora_final</w:t>
-      </w:r>
-      <w:proofErr w:type="spellEnd"/>
-      <w:r>
-        <w:rPr>
-          <w:rFonts w:ascii="Times New Roman" w:hAnsi="Times New Roman" w:cs="Times New Roman"/>
-          <w:lang w:val="es-HN"/>
-        </w:rPr>
-        <w:t>}</w:t>
-      </w:r>
-      <w:r>
-        <w:rPr>
-          <w:rFonts w:ascii="Times New Roman" w:hAnsi="Times New Roman" w:cs="Times New Roman"/>
-          <w:lang w:val="es-HN"/>
-        </w:rPr>
-        <w:t xml:space="preserve"> dicho valor por hora </w:t>
-      </w:r>
-      <w:proofErr w:type="spellStart"/>
-      <w:r>
-        <w:rPr>
-          <w:rFonts w:ascii="Times New Roman" w:hAnsi="Times New Roman" w:cs="Times New Roman"/>
-          <w:lang w:val="es-HN"/>
-        </w:rPr>
-        <w:t>sera</w:t>
-      </w:r>
-      <w:proofErr w:type="spellEnd"/>
-      <w:r>
-        <w:rPr>
-          <w:rFonts w:ascii="Times New Roman" w:hAnsi="Times New Roman" w:cs="Times New Roman"/>
-          <w:lang w:val="es-HN"/>
-        </w:rPr>
-        <w:t xml:space="preserve"> de </w:t>
-      </w:r>
-      <w:proofErr w:type="spellStart"/>
-      <w:r>
-        <w:rPr>
-          <w:rFonts w:ascii="Times New Roman" w:hAnsi="Times New Roman" w:cs="Times New Roman"/>
-          <w:lang w:val="es-HN"/>
-        </w:rPr>
-        <w:t>Lps</w:t>
-      </w:r>
-      <w:proofErr w:type="spellEnd"/>
-      <w:r>
-        <w:rPr>
-          <w:rFonts w:ascii="Times New Roman" w:hAnsi="Times New Roman" w:cs="Times New Roman"/>
-          <w:lang w:val="es-HN"/>
-        </w:rPr>
-        <w:t xml:space="preserve">. </w:t>
-      </w:r>
-      <w:r>
-        <w:rPr>
-          <w:rFonts w:ascii="Times New Roman" w:hAnsi="Times New Roman" w:cs="Times New Roman"/>
-          <w:lang w:val="es-HN"/>
-        </w:rPr>
-        <w:t>${</w:t>
-      </w:r>
-      <w:proofErr w:type="spellStart"/>
-      <w:r>
-        <w:rPr>
-          <w:rFonts w:ascii="Times New Roman" w:hAnsi="Times New Roman" w:cs="Times New Roman"/>
-          <w:lang w:val="es-HN"/>
-        </w:rPr>
-        <w:t>precio_hora</w:t>
-      </w:r>
-      <w:proofErr w:type="spellEnd"/>
-      <w:r>
-        <w:rPr>
-          <w:rFonts w:ascii="Times New Roman" w:hAnsi="Times New Roman" w:cs="Times New Roman"/>
-          <w:lang w:val="es-HN"/>
-        </w:rPr>
-        <w:t>}</w:t>
-      </w:r>
-      <w:r>
-        <w:rPr>
-          <w:rFonts w:ascii="Times New Roman" w:hAnsi="Times New Roman" w:cs="Times New Roman"/>
-          <w:lang w:val="es-HN"/>
-        </w:rPr>
-        <w:t xml:space="preserve"> hacienda un total a pagar de </w:t>
-      </w:r>
-      <w:proofErr w:type="spellStart"/>
-      <w:r>
-        <w:rPr>
-          <w:rFonts w:ascii="Times New Roman" w:hAnsi="Times New Roman" w:cs="Times New Roman"/>
-          <w:lang w:val="es-HN"/>
-        </w:rPr>
-        <w:t>Lps</w:t>
-      </w:r>
-      <w:proofErr w:type="spellEnd"/>
-      <w:r>
-        <w:rPr>
-          <w:rFonts w:ascii="Times New Roman" w:hAnsi="Times New Roman" w:cs="Times New Roman"/>
-          <w:lang w:val="es-HN"/>
-        </w:rPr>
-        <w:t>.</w:t>
-      </w:r>
-      <w:r>
-        <w:rPr>
-          <w:rFonts w:ascii="Times New Roman" w:hAnsi="Times New Roman" w:cs="Times New Roman"/>
-          <w:lang w:val="es-HN"/>
-        </w:rPr>
-        <w:t xml:space="preserve"> ${</w:t>
-      </w:r>
-      <w:proofErr w:type="spellStart"/>
-      <w:r>
-        <w:rPr>
-          <w:rFonts w:ascii="Times New Roman" w:hAnsi="Times New Roman" w:cs="Times New Roman"/>
-          <w:lang w:val="es-HN"/>
-        </w:rPr>
-        <w:t>precio_total</w:t>
-      </w:r>
-      <w:proofErr w:type="spellEnd"/>
-      <w:r>
-        <w:rPr>
-          <w:rFonts w:ascii="Times New Roman" w:hAnsi="Times New Roman" w:cs="Times New Roman"/>
-          <w:lang w:val="es-HN"/>
-        </w:rPr>
-        <w:t xml:space="preserve">}. </w:t>
+        <w:t>TERCERO</w:t>
       </w:r>
       <w:r>
         <w:rPr>
@@ -996,7 +1003,88 @@
           <w:bCs/>
           <w:lang w:val="es-HN"/>
         </w:rPr>
-        <w:t>TERCERO</w:t>
+        <w:t>:</w:t>
+      </w:r>
+      <w:r>
+        <w:rPr>
+          <w:rFonts w:ascii="Times New Roman" w:hAnsi="Times New Roman" w:cs="Times New Roman"/>
+          <w:lang w:val="es-HN"/>
+        </w:rPr>
+        <w:t xml:space="preserve"> </w:t>
+      </w:r>
+      <w:r>
+        <w:rPr>
+          <w:rFonts w:ascii="Times New Roman" w:hAnsi="Times New Roman" w:cs="Times New Roman"/>
+          <w:lang w:val="es-HN"/>
+        </w:rPr>
+        <w:t xml:space="preserve">El alquiler incluye el uso del </w:t>
+      </w:r>
+      <w:r>
+        <w:rPr>
+          <w:rFonts w:ascii="Times New Roman" w:hAnsi="Times New Roman" w:cs="Times New Roman"/>
+          <w:lang w:val="es-HN"/>
+        </w:rPr>
+        <w:t>${</w:t>
+      </w:r>
+      <w:proofErr w:type="spellStart"/>
+      <w:r>
+        <w:rPr>
+          <w:rFonts w:ascii="Times New Roman" w:hAnsi="Times New Roman" w:cs="Times New Roman"/>
+          <w:lang w:val="es-HN"/>
+        </w:rPr>
+        <w:t>seleccion</w:t>
+      </w:r>
+      <w:proofErr w:type="spellEnd"/>
+      <w:r>
+        <w:rPr>
+          <w:rFonts w:ascii="Times New Roman" w:hAnsi="Times New Roman" w:cs="Times New Roman"/>
+          <w:lang w:val="es-HN"/>
+        </w:rPr>
+        <w:t>}</w:t>
+      </w:r>
+      <w:r>
+        <w:rPr>
+          <w:rFonts w:ascii="Times New Roman" w:hAnsi="Times New Roman" w:cs="Times New Roman"/>
+          <w:lang w:val="es-HN"/>
+        </w:rPr>
+        <w:t xml:space="preserve"> con capacidad para </w:t>
+      </w:r>
+      <w:r>
+        <w:rPr>
+          <w:rFonts w:ascii="Times New Roman" w:hAnsi="Times New Roman" w:cs="Times New Roman"/>
+          <w:lang w:val="es-HN"/>
+        </w:rPr>
+        <w:t>${</w:t>
+      </w:r>
+      <w:proofErr w:type="spellStart"/>
+      <w:r>
+        <w:rPr>
+          <w:rFonts w:ascii="Times New Roman" w:hAnsi="Times New Roman" w:cs="Times New Roman"/>
+          <w:lang w:val="es-HN"/>
+        </w:rPr>
+        <w:t>cantidad_personas</w:t>
+      </w:r>
+      <w:proofErr w:type="spellEnd"/>
+      <w:r>
+        <w:rPr>
+          <w:rFonts w:ascii="Times New Roman" w:hAnsi="Times New Roman" w:cs="Times New Roman"/>
+          <w:lang w:val="es-HN"/>
+        </w:rPr>
+        <w:t>}</w:t>
+      </w:r>
+      <w:r>
+        <w:rPr>
+          <w:rFonts w:ascii="Times New Roman" w:hAnsi="Times New Roman" w:cs="Times New Roman"/>
+          <w:lang w:val="es-HN"/>
+        </w:rPr>
+        <w:t xml:space="preserve"> personas sentadas en butacas, sistema de sonido, proyector, aire acondicionado central para eventos especiales.</w:t>
+      </w:r>
+      <w:r>
+        <w:rPr>
+          <w:rFonts w:ascii="Times New Roman" w:hAnsi="Times New Roman" w:cs="Times New Roman"/>
+          <w:lang w:val="es-HN"/>
+        </w:rPr>
+        <w:t xml:space="preserve"> </w:t>
       </w:r>
       <w:r>
         <w:rPr>
@@ -1005,88 +1093,7 @@
           <w:bCs/>
           <w:lang w:val="es-HN"/>
         </w:rPr>
-        <w:t>:</w:t>
-      </w:r>
-      <w:r>
-        <w:rPr>
-          <w:rFonts w:ascii="Times New Roman" w:hAnsi="Times New Roman" w:cs="Times New Roman"/>
-          <w:lang w:val="es-HN"/>
-        </w:rPr>
-        <w:t xml:space="preserve"> </w:t>
-      </w:r>
-      <w:r>
-        <w:rPr>
-          <w:rFonts w:ascii="Times New Roman" w:hAnsi="Times New Roman" w:cs="Times New Roman"/>
-          <w:lang w:val="es-HN"/>
-        </w:rPr>
-        <w:t xml:space="preserve">El alquiler incluye el uso del </w:t>
-      </w:r>
-      <w:r>
-        <w:rPr>
-          <w:rFonts w:ascii="Times New Roman" w:hAnsi="Times New Roman" w:cs="Times New Roman"/>
-          <w:lang w:val="es-HN"/>
-        </w:rPr>
-        <w:t>${</w:t>
-      </w:r>
-      <w:proofErr w:type="spellStart"/>
-      <w:r>
-        <w:rPr>
-          <w:rFonts w:ascii="Times New Roman" w:hAnsi="Times New Roman" w:cs="Times New Roman"/>
-          <w:lang w:val="es-HN"/>
-        </w:rPr>
-        <w:t>seleccion</w:t>
-      </w:r>
-      <w:proofErr w:type="spellEnd"/>
-      <w:r>
-        <w:rPr>
-          <w:rFonts w:ascii="Times New Roman" w:hAnsi="Times New Roman" w:cs="Times New Roman"/>
-          <w:lang w:val="es-HN"/>
-        </w:rPr>
-        <w:t>}</w:t>
-      </w:r>
-      <w:r>
-        <w:rPr>
-          <w:rFonts w:ascii="Times New Roman" w:hAnsi="Times New Roman" w:cs="Times New Roman"/>
-          <w:lang w:val="es-HN"/>
-        </w:rPr>
-        <w:t xml:space="preserve"> con capacidad para </w:t>
-      </w:r>
-      <w:r>
-        <w:rPr>
-          <w:rFonts w:ascii="Times New Roman" w:hAnsi="Times New Roman" w:cs="Times New Roman"/>
-          <w:lang w:val="es-HN"/>
-        </w:rPr>
-        <w:t>${</w:t>
-      </w:r>
-      <w:proofErr w:type="spellStart"/>
-      <w:r>
-        <w:rPr>
-          <w:rFonts w:ascii="Times New Roman" w:hAnsi="Times New Roman" w:cs="Times New Roman"/>
-          <w:lang w:val="es-HN"/>
-        </w:rPr>
-        <w:t>cantidad_personas</w:t>
-      </w:r>
-      <w:proofErr w:type="spellEnd"/>
-      <w:r>
-        <w:rPr>
-          <w:rFonts w:ascii="Times New Roman" w:hAnsi="Times New Roman" w:cs="Times New Roman"/>
-          <w:lang w:val="es-HN"/>
-        </w:rPr>
-        <w:t>}</w:t>
-      </w:r>
-      <w:r>
-        <w:rPr>
-          <w:rFonts w:ascii="Times New Roman" w:hAnsi="Times New Roman" w:cs="Times New Roman"/>
-          <w:lang w:val="es-HN"/>
-        </w:rPr>
-        <w:t xml:space="preserve"> personas sentadas en butacas, sistema de sonido, proyector, aire acondicionado central para eventos especiales.</w:t>
-      </w:r>
-      <w:r>
-        <w:rPr>
-          <w:rFonts w:ascii="Times New Roman" w:hAnsi="Times New Roman" w:cs="Times New Roman"/>
-          <w:lang w:val="es-HN"/>
-        </w:rPr>
-        <w:t xml:space="preserve"> </w:t>
+        <w:t>CUARTO</w:t>
       </w:r>
       <w:r>
         <w:rPr>
@@ -1095,7 +1102,28 @@
           <w:bCs/>
           <w:lang w:val="es-HN"/>
         </w:rPr>
-        <w:t>CUARTO</w:t>
+        <w:t>:</w:t>
+      </w:r>
+      <w:r>
+        <w:rPr>
+          <w:rFonts w:ascii="Times New Roman" w:hAnsi="Times New Roman" w:cs="Times New Roman"/>
+          <w:lang w:val="es-HN"/>
+        </w:rPr>
+        <w:t xml:space="preserve"> </w:t>
+      </w:r>
+      <w:r>
+        <w:rPr>
+          <w:rFonts w:ascii="Times New Roman" w:hAnsi="Times New Roman" w:cs="Times New Roman"/>
+          <w:lang w:val="es-HN"/>
+        </w:rPr>
+        <w:t>El cliente utilizará las instalaciones únicamente para el evento contratado y responderá por cualquier daño ocasionado.</w:t>
+      </w:r>
+      <w:r>
+        <w:rPr>
+          <w:rFonts w:ascii="Times New Roman" w:hAnsi="Times New Roman" w:cs="Times New Roman"/>
+          <w:lang w:val="es-HN"/>
+        </w:rPr>
+        <w:t xml:space="preserve"> </w:t>
       </w:r>
       <w:r>
         <w:rPr>
@@ -1104,7 +1132,7 @@
           <w:bCs/>
           <w:lang w:val="es-HN"/>
         </w:rPr>
-        <w:t>:</w:t>
+        <w:t>QUINTO:</w:t>
       </w:r>
       <w:r>
         <w:rPr>
@@ -1118,14 +1146,35 @@
           <w:rFonts w:ascii="Times New Roman" w:hAnsi="Times New Roman" w:cs="Times New Roman"/>
           <w:lang w:val="es-HN"/>
         </w:rPr>
-        <w:t>El cliente utilizará las instalaciones únicamente para el evento contratado y responderá por cualquier daño ocasionado.</w:t>
-      </w:r>
-      <w:r>
-        <w:rPr>
-          <w:rFonts w:ascii="Times New Roman" w:hAnsi="Times New Roman" w:cs="Times New Roman"/>
-          <w:lang w:val="es-HN"/>
-        </w:rPr>
-        <w:t xml:space="preserve"> </w:t>
+        <w:t>Las horas adicionales serán cobradas según la tarifa vigente</w:t>
+      </w:r>
+      <w:r>
+        <w:rPr>
+          <w:rFonts w:ascii="Times New Roman" w:hAnsi="Times New Roman" w:cs="Times New Roman"/>
+          <w:lang w:val="es-HN"/>
+        </w:rPr>
+        <w:t xml:space="preserve"> en la </w:t>
+      </w:r>
+      <w:r>
+        <w:rPr>
+          <w:rFonts w:ascii="Times New Roman" w:hAnsi="Times New Roman" w:cs="Times New Roman"/>
+          <w:lang w:val="es-HN"/>
+        </w:rPr>
+        <w:t>cláusula</w:t>
+      </w:r>
+      <w:r>
+        <w:rPr>
+          <w:rFonts w:ascii="Times New Roman" w:hAnsi="Times New Roman" w:cs="Times New Roman"/>
+          <w:lang w:val="es-HN"/>
+        </w:rPr>
+        <w:t xml:space="preserve"> Segunda</w:t>
+      </w:r>
+      <w:r>
+        <w:rPr>
+          <w:rFonts w:ascii="Times New Roman" w:hAnsi="Times New Roman" w:cs="Times New Roman"/>
+          <w:lang w:val="es-HN"/>
+        </w:rPr>
+        <w:t xml:space="preserve">. </w:t>
       </w:r>
       <w:r>
         <w:rPr>
@@ -1134,7 +1183,7 @@
           <w:bCs/>
           <w:lang w:val="es-HN"/>
         </w:rPr>
-        <w:t>QUINTO:</w:t>
+        <w:t>SEXTO:</w:t>
       </w:r>
       <w:r>
         <w:rPr>
@@ -1148,35 +1197,14 @@
           <w:rFonts w:ascii="Times New Roman" w:hAnsi="Times New Roman" w:cs="Times New Roman"/>
           <w:lang w:val="es-HN"/>
         </w:rPr>
-        <w:t>Las horas adicionales serán cobradas según la tarifa vigente</w:t>
-      </w:r>
-      <w:r>
-        <w:rPr>
-          <w:rFonts w:ascii="Times New Roman" w:hAnsi="Times New Roman" w:cs="Times New Roman"/>
-          <w:lang w:val="es-HN"/>
-        </w:rPr>
-        <w:t xml:space="preserve"> en la </w:t>
-      </w:r>
-      <w:r>
-        <w:rPr>
-          <w:rFonts w:ascii="Times New Roman" w:hAnsi="Times New Roman" w:cs="Times New Roman"/>
-          <w:lang w:val="es-HN"/>
-        </w:rPr>
-        <w:t>cláusula</w:t>
-      </w:r>
-      <w:r>
-        <w:rPr>
-          <w:rFonts w:ascii="Times New Roman" w:hAnsi="Times New Roman" w:cs="Times New Roman"/>
-          <w:lang w:val="es-HN"/>
-        </w:rPr>
-        <w:t xml:space="preserve"> Segunda</w:t>
-      </w:r>
-      <w:r>
-        <w:rPr>
-          <w:rFonts w:ascii="Times New Roman" w:hAnsi="Times New Roman" w:cs="Times New Roman"/>
-          <w:lang w:val="es-HN"/>
-        </w:rPr>
-        <w:t xml:space="preserve">. </w:t>
+        <w:t>El auditorio deberá entregarse en las mismas condiciones en que fue recibido.</w:t>
+      </w:r>
+      <w:r>
+        <w:rPr>
+          <w:rFonts w:ascii="Times New Roman" w:hAnsi="Times New Roman" w:cs="Times New Roman"/>
+          <w:lang w:val="es-HN"/>
+        </w:rPr>
+        <w:t xml:space="preserve"> </w:t>
       </w:r>
       <w:r>
         <w:rPr>
@@ -1185,36 +1213,6 @@
           <w:bCs/>
           <w:lang w:val="es-HN"/>
         </w:rPr>
-        <w:t>SEXTO:</w:t>
-      </w:r>
-      <w:r>
-        <w:rPr>
-          <w:rFonts w:ascii="Times New Roman" w:hAnsi="Times New Roman" w:cs="Times New Roman"/>
-          <w:lang w:val="es-HN"/>
-        </w:rPr>
-        <w:t xml:space="preserve"> </w:t>
-      </w:r>
-      <w:r>
-        <w:rPr>
-          <w:rFonts w:ascii="Times New Roman" w:hAnsi="Times New Roman" w:cs="Times New Roman"/>
-          <w:lang w:val="es-HN"/>
-        </w:rPr>
-        <w:t>El auditorio deberá entregarse en las mismas condiciones en que fue recibido.</w:t>
-      </w:r>
-      <w:r>
-        <w:rPr>
-          <w:rFonts w:ascii="Times New Roman" w:hAnsi="Times New Roman" w:cs="Times New Roman"/>
-          <w:lang w:val="es-HN"/>
-        </w:rPr>
-        <w:t xml:space="preserve"> </w:t>
-      </w:r>
-      <w:r>
-        <w:rPr>
-          <w:rFonts w:ascii="Times New Roman" w:hAnsi="Times New Roman" w:cs="Times New Roman"/>
-          <w:b/>
-          <w:bCs/>
-          <w:lang w:val="es-HN"/>
-        </w:rPr>
         <w:t>SEPTIMO:</w:t>
       </w:r>
       <w:r>
@@ -1224,15 +1222,13 @@
         </w:rPr>
         <w:t xml:space="preserve"> Este contrato constituye únicamente por el evento contratado y para Constancia se firma en la ciudad de San Pedro sula a los </w:t>
       </w:r>
-      <w:proofErr w:type="spellStart"/>
-      <w:r>
-        <w:rPr>
-          <w:rFonts w:ascii="Times New Roman" w:hAnsi="Times New Roman" w:cs="Times New Roman"/>
-          <w:lang w:val="es-HN"/>
-        </w:rPr>
-        <w:t>dias</w:t>
-      </w:r>
-      <w:proofErr w:type="spellEnd"/>
+      <w:r>
+        <w:rPr>
+          <w:rFonts w:ascii="Times New Roman" w:hAnsi="Times New Roman" w:cs="Times New Roman"/>
+          <w:lang w:val="es-HN"/>
+        </w:rPr>
+        <w:t>días</w:t>
+      </w:r>
       <w:r>
         <w:rPr>
           <w:rFonts w:ascii="Times New Roman" w:hAnsi="Times New Roman" w:cs="Times New Roman"/>
@@ -1336,6 +1332,7 @@
         <w:pStyle w:val="BodyText"/>
         <w:rPr>
           <w:sz w:val="20"/>
+          <w:lang w:val="es-HN"/>
         </w:rPr>
       </w:pPr>
     </w:p>
@@ -1344,6 +1341,7 @@
         <w:pStyle w:val="BodyText"/>
         <w:rPr>
           <w:sz w:val="20"/>
+          <w:lang w:val="es-HN"/>
         </w:rPr>
       </w:pPr>
     </w:p>
@@ -1352,6 +1350,7 @@
         <w:pStyle w:val="BodyText"/>
         <w:rPr>
           <w:sz w:val="20"/>
+          <w:lang w:val="es-HN"/>
         </w:rPr>
       </w:pPr>
     </w:p>
@@ -1360,6 +1359,7 @@
         <w:pStyle w:val="BodyText"/>
         <w:rPr>
           <w:sz w:val="20"/>
+          <w:lang w:val="es-HN"/>
         </w:rPr>
       </w:pPr>
     </w:p>
@@ -1368,6 +1368,7 @@
         <w:pStyle w:val="BodyText"/>
         <w:rPr>
           <w:sz w:val="20"/>
+          <w:lang w:val="es-HN"/>
         </w:rPr>
       </w:pPr>
     </w:p>
@@ -1377,6 +1378,7 @@
         <w:spacing w:before="135"/>
         <w:rPr>
           <w:sz w:val="20"/>
+          <w:lang w:val="es-HN"/>
         </w:rPr>
       </w:pPr>
       <w:r>
